--- a/중국어_대화문/6부_docx/6부_03화_딥페이크.docx
+++ b/중국어_대화문/6부_docx/6부_03화_딥페이크.docx
@@ -18,7 +18,7 @@
         <w:t>등장인물:</w:t>
       </w:r>
       <w:r>
-        <w:t xml:space="preserve"> 쑤민 苏敏(46세, 변호사 자격이 취소된 '공민 대리인', 잉훠 창구 운영자) / 샤오신 小辛(29세, 잉훠 오래된 자원활동가) / 샤오위안 肖远(50세, 잉훠 동료, 자격을 잃은 전직 변호사) / 다이이판 戴一帆(25세, 잉훠 자원활동가) / 쉬둬둬 许朵朵(23세, 잉훠 자원활동가) / 덩펑즈 邓凤芝(60대 후반, 국면3창 퇴직 여공, 잉훠 자원활동가) / 메이뤄란 梅若兰(83세, 은퇴한 변호사협회 비서장) / 루 할머니 卢奶奶(96세, 쑤민의 집주인, 화이인가 6층) / 쑤창 苏强(50대 초반, 쑤민의 오빠, 류허현 농민, 전화 목소리) / 쑹 경관 宋警官(50대 중반, 창촨시 공안국 국내안전보위 지대 요원)</w:t>
+        <w:t xml:space="preserve"> 쑤민 苏敏(46세, 변호사 자격이 취소된 '공민 대리인', 잉훠 창구 운영자) / 샤오신 小辛(29세, 잉훠 오래된 자원활동가) / 샤오위안 肖远(50세, 잉훠 동료, 자격을 잃은 전직 변호사) / 다이이판 戴一帆(25세, 잉훠 자원활동가) / 쉬둬둬 许朵朵(23세, 잉훠 자원활동가) / 덩펑즈 邓凤芝(60대 후반, 국면3창 퇴직 여공, 잉훠 자원활동가) / 메이뤄란 梅若兰(83세, 은퇴한 변호사협회 비서장) / 루 할머니 卢奶奶(96세, 쑤민의 집주인, 화이인가 6층) / 쑤창 苏强(50대 중반, 쑤민의 오빠, 류허현 농민, 전화 목소리) / 쑹 경관 宋警官(50대 중반, 창촨시 공안국 국내안전보위 지대 요원)</w:t>
       </w:r>
     </w:p>
     <w:p>
@@ -311,7 +311,7 @@
         <w:t>苏敏:</w:t>
       </w:r>
       <w:r>
-        <w:t xml:space="preserve"> 我没有断定。我只是说，我听了他三十年说话。</w:t>
+        <w:t xml:space="preserve"> 我没有断定。我只是说，我听了他十几年说话。</w:t>
       </w:r>
     </w:p>
     <w:p>
@@ -322,7 +322,7 @@
         <w:t>肖远:</w:t>
       </w:r>
       <w:r>
-        <w:t xml:space="preserve"> 三十年，你们不是只见过四回面吗？</w:t>
+        <w:t xml:space="preserve"> 十几年，你们不是只见过两回面吗？</w:t>
       </w:r>
     </w:p>
     <w:p>
@@ -333,7 +333,7 @@
         <w:t>苏敏:</w:t>
       </w:r>
       <w:r>
-        <w:t xml:space="preserve"> 见面是四回。说话，我听了三十年。（把笔记本转过来，对着他们）你们听第一句。“出厂价格那个数，负三点一，我看了。”</w:t>
+        <w:t xml:space="preserve"> 见面是两回。说话，我听了十几年。（把笔记本转过来，对着他们）你们听第一句。“出厂价格那个数，负三点一，我看了。”</w:t>
       </w:r>
     </w:p>
     <w:p>
@@ -1033,7 +1033,7 @@
         <w:t>许朵朵:</w:t>
       </w:r>
       <w:r>
-        <w:t xml:space="preserve"> 我今天早上，在宿舍里听见两个同学说，“这个苏敏，原来也是这样”。我没敢回嘴。</w:t>
+        <w:t xml:space="preserve"> 我今天早上，在公交车上听见两个人说，“这个苏敏，原来也是这样”。我没敢回嘴。</w:t>
       </w:r>
     </w:p>
     <w:p>
@@ -1161,7 +1161,7 @@
         <w:t>戴一帆:</w:t>
       </w:r>
       <w:r>
-        <w:t xml:space="preserve"> 机器不需要换气。（点了一下屏幕）第三项，头部姿态。我把两段视频的头部转动曲线叠在一起，自白里头二十七秒的点头、偏头、停顿，跟去年十一月二十八日上午十点十二分到十点十三分，您回答章律师那一分钟，完全重合。逐帧重合。</w:t>
+        <w:t xml:space="preserve"> 机器不需要换气。（点了一下屏幕）第三项，头部姿态。我把两段视频的头部转动曲线叠在一起，自白里头二十七秒的点头、偏头、停顿，跟去年十一月二十八日下午四点十二分到四点十三分，您答复章律师那一分钟，完全重合。逐帧重合。</w:t>
       </w:r>
     </w:p>
     <w:p>
@@ -1183,7 +1183,7 @@
         <w:t>戴一帆:</w:t>
       </w:r>
       <w:r>
-        <w:t xml:space="preserve"> 您说，“拒绝要有理由，没有理由，下一个来问的人，我还得再拒绝一次”。</w:t>
+        <w:t xml:space="preserve"> 您说，“我不答应。我批评他，但我不是你们的工具。”</w:t>
       </w:r>
     </w:p>
     <w:p>
@@ -1393,7 +1393,7 @@
         <w:t>梅若兰:</w:t>
       </w:r>
       <w:r>
-        <w:t xml:space="preserve"> 凉的就行。（喝了一口）我下午去过财政部那边。不是见人，是在楼下，让人带话。</w:t>
+        <w:t xml:space="preserve"> 凉的就行。（喝了一口）我下午往财政部打了个电话。不是找人，是让总机带话。</w:t>
       </w:r>
     </w:p>
     <w:p>
@@ -1784,7 +1784,7 @@
         <w:t>苏敏:</w:t>
       </w:r>
       <w:r>
-        <w:t xml:space="preserve"> 第二句，请你们对着那段视频看三件事。一，嘴。双唇音十七个，有十四个没有合上。二，气。五十二秒，没有一次换气。三，头。它前二十七秒的点头和偏头，和去年十一月二十八日上午十点十二分我回答一位律师的那一分钟，逐帧重合。那一分钟的原件，已经在公证处存证，编号在窗口的墙上，你们可以来抄。</w:t>
+        <w:t xml:space="preserve"> 第二句，请你们对着那段视频看三件事。一，嘴。双唇音十七个，有十四个没有合上。二，气。五十二秒，没有一次换气。三，头。它前二十七秒的点头和偏头，和去年十一月二十八日下午四点十二分我答复一位律师的那一分钟，逐帧重合。那一分钟的原件，已经在公证处存证，编号在窗口的墙上，你们可以来抄。</w:t>
       </w:r>
     </w:p>
     <w:p>
@@ -1811,7 +1811,7 @@
         <w:t>苏敏:</w:t>
       </w:r>
       <w:r>
-        <w:t xml:space="preserve"> 第三句，关于另一段录音。我不是鉴定人。我听了那个人三十年说话，我只能说，那不是他说话的方式。这一句，不是证据，请你们不要把它当证据。</w:t>
+        <w:t xml:space="preserve"> 第三句，关于另一段录音。我不是鉴定人。我听了那个人十几年说话，我只能说，那不是他说话的方式。这一句，不是证据，请你们不要把它当证据。</w:t>
       </w:r>
     </w:p>
     <w:p>
@@ -2069,7 +2069,7 @@
         <w:t>宋警官:</w:t>
       </w:r>
       <w:r>
-        <w:t xml:space="preserve"> 断了，不等于没有尾巴。我只能说到这儿。（看着桌上那只缺口的杯子，停了一下）我不是你们的人，你们也不是我的人。可是我也有侄女，在读大学，也刷这些东西。她给我看了你的视频，问我，“舅舅，那是真的吗？”</w:t>
+        <w:t xml:space="preserve"> 断了，不等于没有尾巴。我只能说到这儿。（看着桌上那只缺口的杯子，停了一下）我不是你们的人，你们也不是我的人。可是我也有侄女，在读大学，也刷这些东西。她给我看了你的视频，问我，“叔叔，那是真的吗？”</w:t>
       </w:r>
     </w:p>
     <w:p>
@@ -2333,7 +2333,7 @@
         <w:t>苏强的语音:</w:t>
       </w:r>
       <w:r>
-        <w:t xml:space="preserve"> 小敏，我看了。村里的干部也看了，没再说什么。豆豆说，要把你那个视频的“耳朵”那一段，剪出来发给她同学。我拦不住她，你自己和她说。</w:t>
+        <w:t xml:space="preserve"> 小敏，我看了。村里的干部也看了，没再说什么。豆豆说，要把你那个视频的“耳朵”那一段，剪出来发给他同学。我拦不住他，你自己和他说。</w:t>
       </w:r>
     </w:p>
     <w:p>
